--- a/uav_ews_dataset/docs/UAV_EWS_Dataset_Engineering_Report.docx
+++ b/uav_ews_dataset/docs/UAV_EWS_Dataset_Engineering_Report.docx
@@ -13585,7 +13585,7 @@
           <w:sz w:val="18"/>
           <w:szCs w:val="18"/>
         </w:rPr>
-        <w:t xml:space="preserve">Release gates applied to the rehearsal corpus. Eight of eleven pass. The three failures are discussed below; each is a property of the rehearsal corpus rather than a defect in the computation, and each demonstrates the corresponding gate doing its job.</w:t>
+        <w:t xml:space="preserve">Release gates applied to the rehearsal corpus. 7 of 11 pass. The four failures are discussed below; each is a property of the rehearsal corpus rather than a defect in the computation, and each demonstrates the corresponding gate doing its job.</w:t>
       </w:r>
     </w:p>
     <w:p>
@@ -15173,7 +15173,24 @@
           <w:sz w:val="24"/>
           <w:szCs w:val="24"/>
         </w:rPr>
-        <w:t xml:space="preserve">8.1  The three failing gates</w:t>
+        <w:t xml:space="preserve">8.1  The failing gates</w:t>
+      </w:r>
+    </w:p>
+    <w:p>
+      <w:pPr>
+        <w:spacing w:after="110" w:before="0" w:line="280"/>
+      </w:pPr>
+      <w:r>
+        <w:rPr>
+          <w:b w:val="false"/>
+          <w:bCs w:val="false"/>
+          <w:i w:val="false"/>
+          <w:iCs w:val="false"/>
+          <w:color w:val="1C1C1E"/>
+          <w:sz w:val="20"/>
+          <w:szCs w:val="20"/>
+        </w:rPr>
+        <w:t xml:space="preserve">The discussion below is generated from the gate results, so it covers exactly the gates that failed on this run and no others.</w:t>
       </w:r>
     </w:p>
     <w:p>
@@ -15187,14 +15204,14 @@
           <w:sz w:val="20"/>
           <w:szCs w:val="20"/>
         </w:rPr>
-        <w:t xml:space="preserve">Near-duplicate rate, 9.46 % against a 5 % rule. </w:t>
+        <w:t xml:space="preserve">Exact duplicate rate, 0.51 % against a zero-tolerance rule. </w:t>
       </w:r>
       <w:r>
         <w:rPr>
           <w:sz w:val="20"/>
           <w:szCs w:val="20"/>
         </w:rPr>
-        <w:t xml:space="preserve">The rehearsal corpus deliberately injects re-encoded copies at roughly a 7 % rate, so this gate is expected to fail and its failure is the evidence that the perceptual grouping works. The largest group contains 3 objects, which is the diagnostic that matters: a grouping that were over-merging would show large groups and a plausible-looking rate simultaneously.</w:t>
+        <w:t xml:space="preserve">Two pairs of byte-identical audio objects, all four flagged silence. They are the re-encoded copies the corpus injects, and the injection made them byte-identical rather than merely similar: a recording that is already silence, requantized at a coarser step, is still exactly zero. The gate is right to be zero-tolerance — an exact duplicate is an ingestion defect and not a judgement call — and it is right to have fired here. The finding is also a reminder that degenerate content behaves differently from ordinary content throughout the pipeline, which is why the perceptual grouping of Section 5.7.1 excludes it and matches such objects on the digest alone.</w:t>
       </w:r>
     </w:p>
     <w:p>
@@ -15208,14 +15225,14 @@
           <w:sz w:val="20"/>
           <w:szCs w:val="20"/>
         </w:rPr>
-        <w:t xml:space="preserve">Cross-modal consistency, 89.88 % against a 90 % rule. </w:t>
+        <w:t xml:space="preserve">Near-duplicate rate, 9.46 % against a 5 % rule. </w:t>
       </w:r>
       <w:r>
         <w:rPr>
           <w:sz w:val="20"/>
           <w:szCs w:val="20"/>
         </w:rPr>
-        <w:t xml:space="preserve">A marginal failure, and a real property of the corpus: simulated contributors misreport direction with a probability that grows with distance. The confusion matrix in Figure 9 shows the errors are concentrated in the small lateral/stationary class rather than in the approaching-versus-receding distinction that matters operationally. The correct response is to examine the matrix, not to move the threshold.</w:t>
+        <w:t xml:space="preserve">The rehearsal corpus deliberately injects re-encoded copies at roughly a 7 % rate, so this gate is expected to fail and its failure is the evidence that the perceptual grouping works. The largest group contains 3 objects, which is the diagnostic that matters: a grouping that were over-merging would show large groups and a plausible-looking rate at the same time.</w:t>
       </w:r>
     </w:p>
     <w:p>
@@ -15229,14 +15246,35 @@
           <w:sz w:val="20"/>
           <w:szCs w:val="20"/>
         </w:rPr>
-        <w:t xml:space="preserve">Krippendorff’s α on presence, 0.324 against a 0.67 rule. </w:t>
+        <w:t xml:space="preserve">Cross-modal consistency, 89.88 % against a 90 % rule. </w:t>
       </w:r>
       <w:r>
         <w:rPr>
           <w:sz w:val="20"/>
           <w:szCs w:val="20"/>
         </w:rPr>
-        <w:t xml:space="preserve">The clearest of the three. Simulated annotators are correct with a probability that depends on how good the evidence was, so events near the detection limit generate genuine disagreement. An α of 0.32 would not support a released label set, and the operational conclusion for the field trials is that the annotation protocol — handbook, qualification threshold, and rater count — must be strengthened and re-measured before any release, not that the floor should be lowered.</w:t>
+        <w:t xml:space="preserve">A marginal failure, and a real property of the corpus: simulated contributors misreport direction with a probability that grows with distance. The confusion matrix in Figure 9 shows the errors are concentrated in the small lateral/stationary class rather than in the approaching-versus-receding distinction that matters operationally. The correct response is to examine the matrix, not to move the threshold.</w:t>
+      </w:r>
+    </w:p>
+    <w:p>
+      <w:pPr>
+        <w:spacing w:after="110" w:before="0" w:line="280"/>
+      </w:pPr>
+      <w:r>
+        <w:rPr>
+          <w:b/>
+          <w:bCs/>
+          <w:sz w:val="20"/>
+          <w:szCs w:val="20"/>
+        </w:rPr>
+        <w:t xml:space="preserve">Krippendorff’s α on presence, 0.324 against a 0.67 rule. </w:t>
+      </w:r>
+      <w:r>
+        <w:rPr>
+          <w:sz w:val="20"/>
+          <w:szCs w:val="20"/>
+        </w:rPr>
+        <w:t xml:space="preserve">The clearest of the failures. Simulated annotators are correct with a probability that depends on how good the evidence was, so events near the detection limit generate genuine disagreement. An α at this level would not support a released label set, and the operational conclusion for the field trials is that the annotation protocol — handbook, qualification threshold, and rater count — must be strengthened and re-measured before any release, not that the floor should be lowered.</w:t>
       </w:r>
     </w:p>
     <w:p>
@@ -18391,7 +18429,7 @@
           <w:sz w:val="20"/>
           <w:szCs w:val="20"/>
         </w:rPr>
-        <w:t xml:space="preserve">The rehearsal surfaced seven issues worth carrying forward. Five are defects that were found and fixed — recorded here because each would have produced plausible, wrong numbers rather than an error, and because the same class of defect will recur. Two are open and require a decision.</w:t>
+        <w:t xml:space="preserve">The rehearsal surfaced seven issues worth carrying forward. Five are defects that were found and fixed — recorded here because each would have produced plausible, wrong numbers rather than an error, and because the same class of defect will recur. Two are open and require a decision. The gate failures of Section 8.1 are not repeated here: they are the gates working, not defects.</w:t>
       </w:r>
     </w:p>
     <w:p>

--- a/uav_ews_dataset/docs/UAV_EWS_Dataset_Engineering_Report.docx
+++ b/uav_ews_dataset/docs/UAV_EWS_Dataset_Engineering_Report.docx
@@ -664,7 +664,7 @@
           <w:sz w:val="20"/>
           <w:szCs w:val="20"/>
         </w:rPr>
-        <w:t xml:space="preserve">The Data Descriptor states a data model, five equations, a validation framework, and a set of release tiers. It states them as requirements. This document reports the software project that implements those requirements as running code, explains each calculation to the level of detail needed to reproduce or dispute it, shows what the implementation produces on a controlled rehearsal corpus, and turns the resulting numbers into a concrete plan for the field trials that will replace that corpus with measurements.</w:t>
+        <w:t xml:space="preserve">The Data Descriptor states a data model, a validation framework, and a set of release tiers, and defines six numbered equations of which the first five govern curation; the sixth is a baseline scoring rule that this pipeline does not compute. It states them as requirements. This document reports the software project that implements those requirements as running code, explains each calculation to the level of detail needed to reproduce or dispute it, shows what the implementation produces on a controlled rehearsal corpus, and turns the resulting numbers into a concrete plan for the field trials that will replace that corpus with measurements.</w:t>
       </w:r>
     </w:p>
     <w:p>
@@ -798,7 +798,7 @@
           <w:sz w:val="20"/>
           <w:szCs w:val="20"/>
         </w:rPr>
-        <w:t xml:space="preserve">It makes no predictive claim. There are no baseline models here, no accuracy figures, and no comparison against other datasets. The manuscript is explicit that baselines exist to verify usability rather than to demonstrate superiority, and the pipeline stops at the point where a usable, documented, leakage-resistant dataset exists.</w:t>
+        <w:t xml:space="preserve">It makes no predictive claim. There are no baseline models here, no accuracy figures, and no comparison against other datasets. The baseline tasks, their evaluation units and their required metrics are specified in Section 3.11 of the manuscript, and the manuscript is explicit that they exist to verify usability rather than to demonstrate superiority. This pipeline stops where a usable, documented, leakage-resistant dataset exists; the evaluation manifests of Section 7 are what it hands to that protocol.</w:t>
       </w:r>
     </w:p>
     <w:p>
